--- a/docpac_12071125/CertificationResearch/MatthewWalizer/Programming_Certification.docx
+++ b/docpac_12071125/CertificationResearch/MatthewWalizer/Programming_Certification.docx
@@ -842,7 +842,19 @@
         <w:rPr>
           <w:color w:val="0070C0"/>
         </w:rPr>
-        <w:t xml:space="preserve"> knowledge to control robotic limbs easily.</w:t>
+        <w:t xml:space="preserve"> knowledge to control </w:t>
+      </w:r>
+      <w:r>
+        <w:rPr>
+          <w:color w:val="0070C0"/>
+        </w:rPr>
+        <w:t>components</w:t>
+      </w:r>
+      <w:r>
+        <w:rPr>
+          <w:color w:val="0070C0"/>
+        </w:rPr>
+        <w:t xml:space="preserve"> easily.</w:t>
       </w:r>
       <w:r>
         <w:rPr>
